--- a/docs/ICSI_4.9_kakvo_e_novo.docx
+++ b/docs/ICSI_4.9_kakvo_e_novo.docx
@@ -295,10 +295,32 @@
     </w:p>
     <w:p>
       <w:pPr>
+        <w:pStyle w:val="ListBullet"/>
+      </w:pPr>
+      <w:r>
+        <w:rPr>
+          <w:b/>
+        </w:rPr>
+        <w:t xml:space="preserve">Намиране на телцето: </w:t>
+      </w:r>
+      <w:r>
+        <w:t>вляво пише дали телцето е над или под фокуса и откъде да се докосне ооцитът с иглата (например „откъм 7 ч“) и кой клавиш да се задържи (U или O), за да се търкаля към екватора. В „Упражнение“ телцето започва видимо – близо до екватора (настройка practice_easy_start в rules.ini).</w:t>
+      </w:r>
+    </w:p>
+    <w:p>
+      <w:pPr>
         <w:pStyle w:val="Heading1"/>
       </w:pPr>
       <w:r>
         <w:t>Още не е направено (следва в 4.10)</w:t>
+      </w:r>
+    </w:p>
+    <w:p>
+      <w:pPr>
+        <w:pStyle w:val="ListBullet"/>
+      </w:pPr>
+      <w:r>
+        <w:t>Етап 3: нива на трудност – 1) само въртене до 12/6; 2) само търкаляне към фокуса; 3) всичко (като в изпита).</w:t>
       </w:r>
     </w:p>
     <w:p>

--- a/docs/ICSI_4.9_kakvo_e_novo.docx
+++ b/docs/ICSI_4.9_kakvo_e_novo.docx
@@ -304,7 +304,7 @@
         <w:t xml:space="preserve">Намиране на телцето: </w:t>
       </w:r>
       <w:r>
-        <w:t>вляво пише дали телцето е над или под фокуса и откъде да се докосне ооцитът с иглата (например „откъм 7 ч“) и кой клавиш да се задържи (U или O), за да се търкаля към екватора. В „Упражнение“ телцето започва видимо – близо до екватора (настройка practice_easy_start в rules.ini).</w:t>
+        <w:t>вляво пише дали телцето е над или под фокуса и кой клавиш да се задържи (U или O), за да се търкаля към екватора – ооцитът се докосва с иглата откъдето е удобно; ако оттам не действа, подсказката предлага друго място (например „откъм 7 ч“). В „Упражнение“ телцето започва видимо – близо до екватора (настройка practice_easy_start в rules.ini).</w:t>
       </w:r>
     </w:p>
     <w:p>
